--- a/technical_document/docx/AUDIT_AND_REMEDIATION_REPORT.docx
+++ b/technical_document/docx/AUDIT_AND_REMEDIATION_REPORT.docx
@@ -3359,7 +3359,7 @@
           <w:color w:val="2D3748"/>
           <w:sz w:val="19"/>
         </w:rPr>
-        <w:t xml:space="preserve"> 285 authoritative routes extracted from </w:t>
+        <w:t xml:space="preserve"> 140 OpenAPI paths (166 operations) extracted from </w:t>
       </w:r>
       <w:r>
         <w:rPr>
@@ -3422,7 +3422,7 @@
           <w:color w:val="2D3748"/>
           <w:sz w:val="19"/>
         </w:rPr>
-        <w:t xml:space="preserve"> 494 classes and 95 package namespaces in </w:t>
+        <w:t xml:space="preserve"> 252 main-source classes and 96 package namespaces (plus 55 test classes) in </w:t>
       </w:r>
       <w:r>
         <w:rPr>
@@ -5569,7 +5569,7 @@
                 <w:color w:val="2D3748"/>
                 <w:sz w:val="17"/>
               </w:rPr>
-              <w:t>285/285 routes verified</w:t>
+              <w:t>140/140 paths · 166/166 operations verified</w:t>
             </w:r>
           </w:p>
         </w:tc>
@@ -5720,7 +5720,7 @@
                 <w:color w:val="2D3748"/>
                 <w:sz w:val="17"/>
               </w:rPr>
-              <w:t>589 classes/packages verified</w:t>
+              <w:t>307 Java files verified (252 main + 55 test)</w:t>
             </w:r>
           </w:p>
         </w:tc>
@@ -6334,7 +6334,7 @@
           <w:color w:val="003366"/>
           <w:sz w:val="18"/>
         </w:rPr>
-        <w:t>Figure 3: REST API Surface Parity Audit Across 285 Endpoints</w:t>
+        <w:t>Figure 3: REST API Surface Parity Audit Across 140 Paths / 166 Operations</w:t>
       </w:r>
     </w:p>
     <w:p>
@@ -6350,6 +6350,19 @@
           <w:sz w:val="16"/>
         </w:rPr>
         <w:t>Full contract verification confirming strict adherence to OpenAPI 3.1 specifications.</w:t>
+      </w:r>
+    </w:p>
+    <w:p>
+      <w:r>
+        <w:rPr>
+          <w:b/>
+        </w:rPr>
+        <w:t>Addendum — v3.1.0 corrections (Independent Forensic Re-audit, 8 October 2026)</w:t>
+      </w:r>
+    </w:p>
+    <w:p>
+      <w:r>
+        <w:t>Independent re-audit note (8 October 2026): the route/class counts originally published in this report (285 routes; 494/589 symbols) were re-verified against the repository and corrected to 140 paths / 166 operations and 252 main + 55 test Java files across 96 packages. A full forensic re-audit (audit/docx_forensic_audit_2026-10-08.md) additionally found and corrected schema-name, port, Fineract-version and stack drift across the suite in revision 3.1.0; the '0 discrepancies' certification below is superseded by that report.</w:t>
       </w:r>
     </w:p>
     <w:sectPr>
